--- a/00-首页/题组Word/第一轮·竞赛教材版/第一轮结构-5-配位化学-学生版.docx
+++ b/00-首页/题组Word/第一轮·竞赛教材版/第一轮结构-5-配位化学-学生版.docx
@@ -875,91 +875,6 @@
     </w:p>
     <w:p>
       <w:pPr>
-        <w:pStyle w:val="BlockText"/>
-      </w:pPr>
-      <w:r>
-        <w:rPr>
-          <w:rFonts w:hint="eastAsia" w:ascii="Times New Roman" w:hAnsi="Times New Roman" w:eastAsia="FangSong" w:cs="Times New Roman"/>
-          <w:b/>
-          <w:bCs/>
-        </w:rPr>
-        <w:t xml:space="preserve">评分标准</w:t>
-      </w:r>
-      <w:r>
-        <w:rPr>
-          <w:rFonts w:hint="eastAsia" w:ascii="Times New Roman" w:hAnsi="Times New Roman" w:eastAsia="Times New Roman" w:cs="Times New Roman"/>
-        </w:rPr>
-        <w:t>：04-</w:t>
-      </w:r>
-      <w:r>
-        <w:rPr>
-          <w:rFonts w:hint="eastAsia" w:ascii="Times New Roman" w:hAnsi="Times New Roman" w:eastAsia="FangSong" w:cs="Times New Roman"/>
-        </w:rPr>
-        <w:t>题库</w:t>
-      </w:r>
-      <w:r>
-        <w:rPr>
-          <w:rFonts w:hint="eastAsia" w:ascii="Times New Roman" w:hAnsi="Times New Roman" w:eastAsia="Times New Roman" w:cs="Times New Roman"/>
-        </w:rPr>
-        <w:t>/</w:t>
-      </w:r>
-      <w:r>
-        <w:rPr>
-          <w:rFonts w:hint="eastAsia" w:ascii="Times New Roman" w:hAnsi="Times New Roman" w:eastAsia="FangSong" w:cs="Times New Roman"/>
-        </w:rPr>
-        <w:t>真题</w:t>
-      </w:r>
-      <w:r>
-        <w:rPr>
-          <w:rFonts w:hint="eastAsia" w:ascii="Times New Roman" w:hAnsi="Times New Roman" w:eastAsia="Times New Roman" w:cs="Times New Roman"/>
-        </w:rPr>
-        <w:t>/</w:t>
-      </w:r>
-      <w:r>
-        <w:rPr>
-          <w:rFonts w:hint="eastAsia" w:ascii="Times New Roman" w:hAnsi="Times New Roman" w:eastAsia="FangSong" w:cs="Times New Roman"/>
-        </w:rPr>
-        <w:t>省预赛</w:t>
-      </w:r>
-      <w:r>
-        <w:rPr>
-          <w:rFonts w:hint="eastAsia" w:ascii="Times New Roman" w:hAnsi="Times New Roman" w:eastAsia="Times New Roman" w:cs="Times New Roman"/>
-        </w:rPr>
-        <w:t>/2021-</w:t>
-      </w:r>
-      <w:r>
-        <w:rPr>
-          <w:rFonts w:hint="eastAsia" w:ascii="Times New Roman" w:hAnsi="Times New Roman" w:eastAsia="FangSong" w:cs="Times New Roman"/>
-        </w:rPr>
-        <w:t>第</w:t>
-      </w:r>
-      <w:r>
-        <w:rPr>
-          <w:rFonts w:hint="eastAsia" w:ascii="Times New Roman" w:hAnsi="Times New Roman" w:eastAsia="Times New Roman" w:cs="Times New Roman"/>
-        </w:rPr>
-        <w:t>35</w:t>
-      </w:r>
-      <w:r>
-        <w:rPr>
-          <w:rFonts w:hint="eastAsia" w:ascii="Times New Roman" w:hAnsi="Times New Roman" w:eastAsia="FangSong" w:cs="Times New Roman"/>
-        </w:rPr>
-        <w:t>届初赛福建卷</w:t>
-      </w:r>
-      <w:r>
-        <w:rPr>
-          <w:rFonts w:hint="eastAsia" w:ascii="Times New Roman" w:hAnsi="Times New Roman" w:eastAsia="Times New Roman" w:cs="Times New Roman"/>
-        </w:rPr>
-        <w:t>-</w:t>
-      </w:r>
-      <w:r>
-        <w:rPr>
-          <w:rFonts w:hint="eastAsia" w:ascii="Times New Roman" w:hAnsi="Times New Roman" w:eastAsia="FangSong" w:cs="Times New Roman"/>
-        </w:rPr>
-        <w:t>答案</w:t>
-      </w:r>
-    </w:p>
-    <w:p>
-      <w:pPr>
         <w:pStyle w:val="FirstParagraph"/>
       </w:pPr>
       <w:r>
@@ -7692,79 +7607,96 @@
         <w:rPr>
           <w:rFonts w:hint="eastAsia" w:ascii="Times New Roman" w:hAnsi="Times New Roman" w:eastAsia="FangSong" w:cs="Times New Roman"/>
         </w:rPr>
-        <w:t xml:space="preserve">下图所示</w:t>
-      </w:r>
-      <w:r>
-        <w:rPr>
-          <w:rFonts w:ascii="Times New Roman" w:hAnsi="Times New Roman" w:eastAsia="Times New Roman" w:cs="Times New Roman"/>
-        </w:rPr>
-        <w:t xml:space="preserve"> 4 </w:t>
-      </w:r>
-      <w:r>
-        <w:rPr>
-          <w:rFonts w:hint="eastAsia" w:ascii="Times New Roman" w:hAnsi="Times New Roman" w:eastAsia="FangSong" w:cs="Times New Roman"/>
-        </w:rPr>
-        <w:t>个酚</w:t>
-      </w:r>
-      <w:r>
-        <w:rPr>
-          <w:rFonts w:hint="eastAsia" w:ascii="Times New Roman" w:hAnsi="Times New Roman" w:eastAsia="Times New Roman" w:cs="Times New Roman"/>
-        </w:rPr>
-        <w:t>(</w:t>
-      </w:r>
-      <w:r>
-        <w:rPr>
-          <w:rFonts w:hint="eastAsia" w:ascii="Times New Roman" w:hAnsi="Times New Roman" w:eastAsia="FangSong" w:cs="Times New Roman"/>
-        </w:rPr>
-        <w:t>从左至右分别编号为</w:t>
-      </w:r>
-      <w:r>
-        <w:rPr>
-          <w:rFonts w:ascii="Times New Roman" w:hAnsi="Times New Roman" w:eastAsia="Times New Roman" w:cs="Times New Roman"/>
-        </w:rPr>
-        <w:t xml:space="preserve"> </w:t>
-      </w:r>
-      <w:r>
-        <w:rPr>
-          <w:rFonts w:hint="eastAsia" w:ascii="Times New Roman" w:hAnsi="Times New Roman" w:eastAsia="Times New Roman" w:cs="Times New Roman"/>
-        </w:rPr>
-        <w:t>1、2、3、4)</w:t>
-      </w:r>
-      <w:r>
-        <w:rPr>
-          <w:rFonts w:hint="eastAsia" w:ascii="Times New Roman" w:hAnsi="Times New Roman" w:eastAsia="FangSong" w:cs="Times New Roman"/>
-        </w:rPr>
-        <w:t>的酸性</w:t>
-      </w:r>
-      <w:r>
-        <w:rPr>
-          <w:rFonts w:hint="eastAsia" w:ascii="Times New Roman" w:hAnsi="Times New Roman" w:eastAsia="Times New Roman" w:cs="Times New Roman"/>
-        </w:rPr>
-        <w:t>，</w:t>
-      </w:r>
-      <w:r>
-        <w:rPr>
-          <w:rFonts w:hint="eastAsia" w:ascii="Times New Roman" w:hAnsi="Times New Roman" w:eastAsia="FangSong" w:cs="Times New Roman"/>
-        </w:rPr>
-        <w:t>正确的判断是</w:t>
-      </w:r>
-      <w:r>
-        <w:rPr>
-          <w:rFonts w:hint="eastAsia" w:ascii="Times New Roman" w:hAnsi="Times New Roman" w:eastAsia="Times New Roman" w:cs="Times New Roman"/>
-        </w:rPr>
-        <w:t>____(</w:t>
-      </w:r>
-      <w:r>
-        <w:rPr>
-          <w:rFonts w:hint="eastAsia" w:ascii="Times New Roman" w:hAnsi="Times New Roman" w:eastAsia="FangSong" w:cs="Times New Roman"/>
-        </w:rPr>
-        <w:t>填上所有正确判断的代号</w:t>
-      </w:r>
-      <w:r>
-        <w:rPr>
-          <w:rFonts w:hint="eastAsia" w:ascii="Times New Roman" w:hAnsi="Times New Roman" w:eastAsia="Times New Roman" w:cs="Times New Roman"/>
-        </w:rPr>
-        <w:t>)。</w:t>
+        <w:t>下图示出了环戊二烯</w:t>
+      </w:r>
+      <w:r>
+        <w:rPr>
+          <w:rFonts w:hint="eastAsia" w:ascii="Times New Roman" w:hAnsi="Times New Roman" w:eastAsia="Times New Roman" w:cs="Times New Roman"/>
+        </w:rPr>
+        <w:t>、</w:t>
+      </w:r>
+      <w:r>
+        <w:rPr>
+          <w:rFonts w:hint="eastAsia" w:ascii="Times New Roman" w:hAnsi="Times New Roman" w:eastAsia="FangSong" w:cs="Times New Roman"/>
+        </w:rPr>
+        <w:t>茚和芴的结构</w:t>
+      </w:r>
+      <w:r>
+        <w:rPr>
+          <w:rFonts w:hint="eastAsia" w:ascii="Times New Roman" w:hAnsi="Times New Roman" w:eastAsia="Times New Roman" w:cs="Times New Roman"/>
+        </w:rPr>
+        <w:t>,</w:t>
+      </w:r>
+      <w:r>
+        <w:rPr>
+          <w:rFonts w:ascii="Times New Roman" w:hAnsi="Times New Roman" w:eastAsia="Times New Roman" w:cs="Times New Roman"/>
+        </w:rPr>
+        <w:t xml:space="preserve"> </w:t>
+      </w:r>
+      <w:r>
+        <w:rPr>
+          <w:rFonts w:hint="eastAsia" w:ascii="Times New Roman" w:hAnsi="Times New Roman" w:eastAsia="FangSong" w:cs="Times New Roman"/>
+        </w:rPr>
+        <w:t xml:space="preserve">它们的</w:t>
+      </w:r>
+      <w:r>
+        <w:rPr>
+          <w:rFonts w:ascii="Times New Roman" w:hAnsi="Times New Roman" w:eastAsia="Times New Roman" w:cs="Times New Roman"/>
+        </w:rPr>
+        <w:t xml:space="preserve"> </w:t>
+      </w:r>
+      <m:oMath>
+        <m:r>
+          <m:t>p</m:t>
+        </m:r>
+        <m:sSub>
+          <m:e>
+            <m:r>
+              <m:t>K</m:t>
+            </m:r>
+          </m:e>
+          <m:sub>
+            <m:r>
+              <m:t>a</m:t>
+            </m:r>
+          </m:sub>
+        </m:sSub>
+      </m:oMath>
+      <w:r>
+        <w:rPr>
+          <w:rFonts w:ascii="Times New Roman" w:hAnsi="Times New Roman" w:eastAsia="Times New Roman" w:cs="Times New Roman"/>
+        </w:rPr>
+        <w:t xml:space="preserve"> </w:t>
+      </w:r>
+      <w:r>
+        <w:rPr>
+          <w:rFonts w:hint="eastAsia" w:ascii="Times New Roman" w:hAnsi="Times New Roman" w:eastAsia="FangSong" w:cs="Times New Roman"/>
+        </w:rPr>
+        <w:t xml:space="preserve">分别为</w:t>
+      </w:r>
+      <w:r>
+        <w:rPr>
+          <w:rFonts w:ascii="Times New Roman" w:hAnsi="Times New Roman" w:eastAsia="Times New Roman" w:cs="Times New Roman"/>
+        </w:rPr>
+        <w:t xml:space="preserve"> </w:t>
+      </w:r>
+      <w:r>
+        <w:rPr>
+          <w:rFonts w:hint="eastAsia" w:ascii="Times New Roman" w:hAnsi="Times New Roman" w:eastAsia="Times New Roman" w:cs="Times New Roman"/>
+        </w:rPr>
+        <w:t>15、20、25。</w:t>
+      </w:r>
+      <w:r>
+        <w:rPr>
+          <w:rFonts w:hint="eastAsia" w:ascii="Times New Roman" w:hAnsi="Times New Roman" w:eastAsia="FangSong" w:cs="Times New Roman"/>
+        </w:rPr>
+        <w:t>为什么有这样的变化趋势</w:t>
+      </w:r>
+      <w:r>
+        <w:rPr>
+          <w:rFonts w:hint="eastAsia" w:ascii="Times New Roman" w:hAnsi="Times New Roman" w:eastAsia="Times New Roman" w:cs="Times New Roman"/>
+        </w:rPr>
+        <w:t>?</w:t>
       </w:r>
     </w:p>
     <w:p>
@@ -7773,90 +7705,6 @@
       </w:pPr>
       <w:r>
         <w:rPr>
-          <w:rFonts w:ascii="Times New Roman" w:hAnsi="Times New Roman" w:eastAsia="Times New Roman" w:cs="Times New Roman"/>
-        </w:rPr>
-        <w:t xml:space="preserve">A.</w:t>
-      </w:r>
-      <w:r>
-        <w:rPr>
-          <w:rFonts w:ascii="Times New Roman" w:hAnsi="Times New Roman" w:eastAsia="Times New Roman" w:cs="Times New Roman"/>
-        </w:rPr>
-        <w:t xml:space="preserve"> </w:t>
-      </w:r>
-      <m:oMath>
-        <m:r>
-          <m:t>1</m:t>
-        </m:r>
-        <m:r>
-          <m:rPr>
-            <m:sty m:val="p"/>
-          </m:rPr>
-          <m:t>≈</m:t>
-        </m:r>
-        <m:r>
-          <m:t>2</m:t>
-        </m:r>
-      </m:oMath>
-    </w:p>
-    <w:p>
-      <w:pPr>
-        <w:pStyle w:val="BodyText"/>
-      </w:pPr>
-      <w:r>
-        <w:rPr>
-          <w:rFonts w:ascii="Times New Roman" w:hAnsi="Times New Roman" w:eastAsia="Times New Roman" w:cs="Times New Roman"/>
-        </w:rPr>
-        <w:t xml:space="preserve">B.</w:t>
-      </w:r>
-      <w:r>
-        <w:rPr>
-          <w:rFonts w:ascii="Times New Roman" w:hAnsi="Times New Roman" w:eastAsia="Times New Roman" w:cs="Times New Roman"/>
-        </w:rPr>
-        <w:t xml:space="preserve"> </w:t>
-      </w:r>
-      <m:oMath>
-        <m:r>
-          <m:t>3</m:t>
-        </m:r>
-        <m:r>
-          <m:rPr>
-            <m:sty m:val="p"/>
-          </m:rPr>
-          <m:t>≈</m:t>
-        </m:r>
-        <m:r>
-          <m:t>4</m:t>
-        </m:r>
-      </m:oMath>
-    </w:p>
-    <w:p>
-      <w:pPr>
-        <w:pStyle w:val="BodyText"/>
-      </w:pPr>
-      <w:r>
-        <w:rPr>
-          <w:rFonts w:ascii="Times New Roman" w:hAnsi="Times New Roman" w:eastAsia="Times New Roman" w:cs="Times New Roman"/>
-        </w:rPr>
-        <w:t xml:space="preserve">C. 2 &gt; 4</w:t>
-      </w:r>
-    </w:p>
-    <w:p>
-      <w:pPr>
-        <w:pStyle w:val="BodyText"/>
-      </w:pPr>
-      <w:r>
-        <w:rPr>
-          <w:rFonts w:ascii="Times New Roman" w:hAnsi="Times New Roman" w:eastAsia="Times New Roman" w:cs="Times New Roman"/>
-        </w:rPr>
-        <w:t xml:space="preserve">D. 2 &gt; 3</w:t>
-      </w:r>
-    </w:p>
-    <w:p>
-      <w:pPr>
-        <w:pStyle w:val="BodyText"/>
-      </w:pPr>
-      <w:r>
-        <w:rPr>
           <w:rFonts w:hint="eastAsia" w:ascii="Times New Roman" w:hAnsi="Times New Roman" w:eastAsia="Times New Roman" w:cs="Times New Roman"/>
         </w:rPr>
         <w:t>（</w:t>
@@ -7877,19 +7725,19 @@
         <w:rPr>
           <w:rFonts w:hint="eastAsia" w:ascii="Times New Roman" w:hAnsi="Times New Roman" w:eastAsia="FangSong" w:cs="Times New Roman"/>
         </w:rPr>
-        <w:t>原题含</w:t>
-      </w:r>
-      <w:r>
-        <w:rPr>
-          <w:rFonts w:hint="eastAsia" w:ascii="Times New Roman" w:hAnsi="Times New Roman" w:eastAsia="Times New Roman" w:cs="Times New Roman"/>
-        </w:rPr>
-        <w:t>4</w:t>
-      </w:r>
-      <w:r>
-        <w:rPr>
-          <w:rFonts w:hint="eastAsia" w:ascii="Times New Roman" w:hAnsi="Times New Roman" w:eastAsia="FangSong" w:cs="Times New Roman"/>
-        </w:rPr>
-        <w:t>张酚类化合物结构图片</w:t>
+        <w:t>原题含环戊二烯</w:t>
+      </w:r>
+      <w:r>
+        <w:rPr>
+          <w:rFonts w:hint="eastAsia" w:ascii="Times New Roman" w:hAnsi="Times New Roman" w:eastAsia="Times New Roman" w:cs="Times New Roman"/>
+        </w:rPr>
+        <w:t>、</w:t>
+      </w:r>
+      <w:r>
+        <w:rPr>
+          <w:rFonts w:hint="eastAsia" w:ascii="Times New Roman" w:hAnsi="Times New Roman" w:eastAsia="FangSong" w:cs="Times New Roman"/>
+        </w:rPr>
+        <w:t>茚和芴的结构图片</w:t>
       </w:r>
       <w:r>
         <w:rPr>
@@ -7999,282 +7847,6 @@
           <w:rFonts w:hint="eastAsia" w:ascii="Times New Roman" w:hAnsi="Times New Roman" w:eastAsia="Times New Roman" w:cs="Times New Roman"/>
         </w:rPr>
         <w:t>15</w:t>
-      </w:r>
-      <w:r>
-        <w:rPr>
-          <w:rFonts w:hint="eastAsia" w:ascii="Times New Roman" w:hAnsi="Times New Roman" w:eastAsia="SimHei" w:cs="Times New Roman"/>
-        </w:rPr>
-        <w:t>题</w:t>
-      </w:r>
-    </w:p>
-    <w:p>
-      <w:pPr>
-        <w:pStyle w:val="FirstParagraph"/>
-      </w:pPr>
-      <w:r>
-        <w:rPr>
-          <w:rFonts w:hint="eastAsia" w:ascii="Times New Roman" w:hAnsi="Times New Roman" w:eastAsia="FangSong" w:cs="Times New Roman"/>
-          <w:b/>
-          <w:bCs/>
-        </w:rPr>
-        <w:t xml:space="preserve">题目</w:t>
-      </w:r>
-      <w:r>
-        <w:rPr>
-          <w:rFonts w:hint="eastAsia" w:ascii="Times New Roman" w:hAnsi="Times New Roman" w:eastAsia="Times New Roman" w:cs="Times New Roman"/>
-        </w:rPr>
-        <w:t xml:space="preserve">：</w:t>
-      </w:r>
-      <w:r>
-        <w:rPr>
-          <w:rFonts w:ascii="Times New Roman" w:hAnsi="Times New Roman" w:eastAsia="Times New Roman" w:cs="Times New Roman"/>
-        </w:rPr>
-        <w:t xml:space="preserve"> </w:t>
-      </w:r>
-      <w:r>
-        <w:rPr>
-          <w:rFonts w:hint="eastAsia" w:ascii="Times New Roman" w:hAnsi="Times New Roman" w:eastAsia="FangSong" w:cs="Times New Roman"/>
-        </w:rPr>
-        <w:t>下图示出了环戊二烯</w:t>
-      </w:r>
-      <w:r>
-        <w:rPr>
-          <w:rFonts w:hint="eastAsia" w:ascii="Times New Roman" w:hAnsi="Times New Roman" w:eastAsia="Times New Roman" w:cs="Times New Roman"/>
-        </w:rPr>
-        <w:t>、</w:t>
-      </w:r>
-      <w:r>
-        <w:rPr>
-          <w:rFonts w:hint="eastAsia" w:ascii="Times New Roman" w:hAnsi="Times New Roman" w:eastAsia="FangSong" w:cs="Times New Roman"/>
-        </w:rPr>
-        <w:t>茚和芴的结构</w:t>
-      </w:r>
-      <w:r>
-        <w:rPr>
-          <w:rFonts w:hint="eastAsia" w:ascii="Times New Roman" w:hAnsi="Times New Roman" w:eastAsia="Times New Roman" w:cs="Times New Roman"/>
-        </w:rPr>
-        <w:t>,</w:t>
-      </w:r>
-      <w:r>
-        <w:rPr>
-          <w:rFonts w:ascii="Times New Roman" w:hAnsi="Times New Roman" w:eastAsia="Times New Roman" w:cs="Times New Roman"/>
-        </w:rPr>
-        <w:t xml:space="preserve"> </w:t>
-      </w:r>
-      <w:r>
-        <w:rPr>
-          <w:rFonts w:hint="eastAsia" w:ascii="Times New Roman" w:hAnsi="Times New Roman" w:eastAsia="FangSong" w:cs="Times New Roman"/>
-        </w:rPr>
-        <w:t xml:space="preserve">它们的</w:t>
-      </w:r>
-      <w:r>
-        <w:rPr>
-          <w:rFonts w:ascii="Times New Roman" w:hAnsi="Times New Roman" w:eastAsia="Times New Roman" w:cs="Times New Roman"/>
-        </w:rPr>
-        <w:t xml:space="preserve"> </w:t>
-      </w:r>
-      <m:oMath>
-        <m:r>
-          <m:t>p</m:t>
-        </m:r>
-        <m:sSub>
-          <m:e>
-            <m:r>
-              <m:t>K</m:t>
-            </m:r>
-          </m:e>
-          <m:sub>
-            <m:r>
-              <m:t>a</m:t>
-            </m:r>
-          </m:sub>
-        </m:sSub>
-      </m:oMath>
-      <w:r>
-        <w:rPr>
-          <w:rFonts w:ascii="Times New Roman" w:hAnsi="Times New Roman" w:eastAsia="Times New Roman" w:cs="Times New Roman"/>
-        </w:rPr>
-        <w:t xml:space="preserve"> </w:t>
-      </w:r>
-      <w:r>
-        <w:rPr>
-          <w:rFonts w:hint="eastAsia" w:ascii="Times New Roman" w:hAnsi="Times New Roman" w:eastAsia="FangSong" w:cs="Times New Roman"/>
-        </w:rPr>
-        <w:t xml:space="preserve">分别为</w:t>
-      </w:r>
-      <w:r>
-        <w:rPr>
-          <w:rFonts w:ascii="Times New Roman" w:hAnsi="Times New Roman" w:eastAsia="Times New Roman" w:cs="Times New Roman"/>
-        </w:rPr>
-        <w:t xml:space="preserve"> </w:t>
-      </w:r>
-      <w:r>
-        <w:rPr>
-          <w:rFonts w:hint="eastAsia" w:ascii="Times New Roman" w:hAnsi="Times New Roman" w:eastAsia="Times New Roman" w:cs="Times New Roman"/>
-        </w:rPr>
-        <w:t>15、20、25。</w:t>
-      </w:r>
-      <w:r>
-        <w:rPr>
-          <w:rFonts w:hint="eastAsia" w:ascii="Times New Roman" w:hAnsi="Times New Roman" w:eastAsia="FangSong" w:cs="Times New Roman"/>
-        </w:rPr>
-        <w:t>为什么有这样的变化趋势</w:t>
-      </w:r>
-      <w:r>
-        <w:rPr>
-          <w:rFonts w:hint="eastAsia" w:ascii="Times New Roman" w:hAnsi="Times New Roman" w:eastAsia="Times New Roman" w:cs="Times New Roman"/>
-        </w:rPr>
-        <w:t>?</w:t>
-      </w:r>
-    </w:p>
-    <w:p>
-      <w:pPr>
-        <w:pStyle w:val="BodyText"/>
-      </w:pPr>
-      <w:r>
-        <w:rPr>
-          <w:rFonts w:hint="eastAsia" w:ascii="Times New Roman" w:hAnsi="Times New Roman" w:eastAsia="Times New Roman" w:cs="Times New Roman"/>
-        </w:rPr>
-        <w:t>（</w:t>
-      </w:r>
-      <w:r>
-        <w:rPr>
-          <w:rFonts w:hint="eastAsia" w:ascii="Times New Roman" w:hAnsi="Times New Roman" w:eastAsia="FangSong" w:cs="Times New Roman"/>
-        </w:rPr>
-        <w:t>注</w:t>
-      </w:r>
-      <w:r>
-        <w:rPr>
-          <w:rFonts w:hint="eastAsia" w:ascii="Times New Roman" w:hAnsi="Times New Roman" w:eastAsia="Times New Roman" w:cs="Times New Roman"/>
-        </w:rPr>
-        <w:t>：</w:t>
-      </w:r>
-      <w:r>
-        <w:rPr>
-          <w:rFonts w:hint="eastAsia" w:ascii="Times New Roman" w:hAnsi="Times New Roman" w:eastAsia="FangSong" w:cs="Times New Roman"/>
-        </w:rPr>
-        <w:t>原题含环戊二烯</w:t>
-      </w:r>
-      <w:r>
-        <w:rPr>
-          <w:rFonts w:hint="eastAsia" w:ascii="Times New Roman" w:hAnsi="Times New Roman" w:eastAsia="Times New Roman" w:cs="Times New Roman"/>
-        </w:rPr>
-        <w:t>、</w:t>
-      </w:r>
-      <w:r>
-        <w:rPr>
-          <w:rFonts w:hint="eastAsia" w:ascii="Times New Roman" w:hAnsi="Times New Roman" w:eastAsia="FangSong" w:cs="Times New Roman"/>
-        </w:rPr>
-        <w:t>茚和芴的结构图片</w:t>
-      </w:r>
-      <w:r>
-        <w:rPr>
-          <w:rFonts w:hint="eastAsia" w:ascii="Times New Roman" w:hAnsi="Times New Roman" w:eastAsia="Times New Roman" w:cs="Times New Roman"/>
-        </w:rPr>
-        <w:t>，OCR</w:t>
-      </w:r>
-      <w:r>
-        <w:rPr>
-          <w:rFonts w:hint="eastAsia" w:ascii="Times New Roman" w:hAnsi="Times New Roman" w:eastAsia="FangSong" w:cs="Times New Roman"/>
-        </w:rPr>
-        <w:t>原文中为图片引用</w:t>
-      </w:r>
-      <w:r>
-        <w:rPr>
-          <w:rFonts w:hint="eastAsia" w:ascii="Times New Roman" w:hAnsi="Times New Roman" w:eastAsia="Times New Roman" w:cs="Times New Roman"/>
-        </w:rPr>
-        <w:t>）</w:t>
-      </w:r>
-    </w:p>
-    <w:p>
-      <w:pPr>
-        <w:pStyle w:val="BodyText"/>
-      </w:pPr>
-      <w:r>
-        <w:rPr>
-          <w:rFonts w:hint="eastAsia" w:ascii="Times New Roman" w:hAnsi="Times New Roman" w:eastAsia="FangSong" w:cs="Times New Roman"/>
-          <w:b/>
-          <w:bCs/>
-        </w:rPr>
-        <w:t xml:space="preserve">来源</w:t>
-      </w:r>
-      <w:r>
-        <w:rPr>
-          <w:rFonts w:hint="eastAsia" w:ascii="Times New Roman" w:hAnsi="Times New Roman" w:eastAsia="Times New Roman" w:cs="Times New Roman"/>
-        </w:rPr>
-        <w:t>：</w:t>
-      </w:r>
-      <w:r>
-        <w:rPr>
-          <w:rFonts w:hint="eastAsia" w:ascii="Times New Roman" w:hAnsi="Times New Roman" w:eastAsia="FangSong" w:cs="Times New Roman"/>
-        </w:rPr>
-        <w:t>化学竞赛初赛讲义</w:t>
-      </w:r>
-      <w:r>
-        <w:rPr>
-          <w:rFonts w:ascii="Times New Roman" w:hAnsi="Times New Roman" w:eastAsia="Times New Roman" w:cs="Times New Roman"/>
-        </w:rPr>
-        <w:t xml:space="preserve"> </w:t>
-      </w:r>
-      <w:r>
-        <w:rPr>
-          <w:rFonts w:hint="eastAsia" w:ascii="Times New Roman" w:hAnsi="Times New Roman" w:eastAsia="FangSong" w:cs="Times New Roman"/>
-        </w:rPr>
-        <w:t>第</w:t>
-      </w:r>
-      <w:r>
-        <w:rPr>
-          <w:rFonts w:hint="eastAsia" w:ascii="Times New Roman" w:hAnsi="Times New Roman" w:eastAsia="Times New Roman" w:cs="Times New Roman"/>
-        </w:rPr>
-        <w:t>4</w:t>
-      </w:r>
-      <w:r>
-        <w:rPr>
-          <w:rFonts w:hint="eastAsia" w:ascii="Times New Roman" w:hAnsi="Times New Roman" w:eastAsia="FangSong" w:cs="Times New Roman"/>
-        </w:rPr>
-        <w:t>讲</w:t>
-      </w:r>
-      <w:r>
-        <w:rPr>
-          <w:rFonts w:ascii="Times New Roman" w:hAnsi="Times New Roman" w:eastAsia="Times New Roman" w:cs="Times New Roman"/>
-        </w:rPr>
-        <w:t xml:space="preserve"> §4.1.1.2 </w:t>
-      </w:r>
-      <w:r>
-        <w:rPr>
-          <w:rFonts w:hint="eastAsia" w:ascii="Times New Roman" w:hAnsi="Times New Roman" w:eastAsia="FangSong" w:cs="Times New Roman"/>
-        </w:rPr>
-        <w:t xml:space="preserve">习题</w:t>
-      </w:r>
-    </w:p>
-    <w:p>
-      <w:pPr>
-        <w:spacing w:before="160" w:after="80"/>
-      </w:pPr>
-      <w:r>
-        <w:pict>
-          <v:rect style="width:0;height:1.5pt" o:hralign="center" o:hrstd="t" o:hr="t"/>
-        </w:pict>
-      </w:r>
-    </w:p>
-    <w:bookmarkEnd w:id="32"/>
-    <w:bookmarkStart w:id="33" w:name="第16题"/>
-    <w:p>
-      <w:pPr>
-        <w:pStyle w:val="Heading3"/>
-        <w:spacing w:before="280" w:after="120"/>
-      </w:pPr>
-      <w:r>
-        <w:rPr>
-          <w:rFonts w:hint="eastAsia" w:ascii="Times New Roman" w:hAnsi="Times New Roman" w:eastAsia="SimHei" w:cs="Times New Roman"/>
-        </w:rPr>
-        <w:t>第</w:t>
-      </w:r>
-      <w:r>
-        <w:rPr>
-          <w:rFonts w:hint="eastAsia" w:ascii="Times New Roman" w:hAnsi="Times New Roman" w:eastAsia="Times New Roman" w:cs="Times New Roman"/>
-        </w:rPr>
-        <w:t>16</w:t>
       </w:r>
       <w:r>
         <w:rPr>
@@ -8804,6 +8376,312 @@
         </w:pict>
       </w:r>
     </w:p>
+    <w:bookmarkEnd w:id="32"/>
+    <w:bookmarkStart w:id="33" w:name="第16题"/>
+    <w:p>
+      <w:pPr>
+        <w:pStyle w:val="Heading3"/>
+        <w:spacing w:before="280" w:after="120"/>
+      </w:pPr>
+      <w:r>
+        <w:rPr>
+          <w:rFonts w:hint="eastAsia" w:ascii="Times New Roman" w:hAnsi="Times New Roman" w:eastAsia="SimHei" w:cs="Times New Roman"/>
+        </w:rPr>
+        <w:t>第</w:t>
+      </w:r>
+      <w:r>
+        <w:rPr>
+          <w:rFonts w:hint="eastAsia" w:ascii="Times New Roman" w:hAnsi="Times New Roman" w:eastAsia="Times New Roman" w:cs="Times New Roman"/>
+        </w:rPr>
+        <w:t>16</w:t>
+      </w:r>
+      <w:r>
+        <w:rPr>
+          <w:rFonts w:hint="eastAsia" w:ascii="Times New Roman" w:hAnsi="Times New Roman" w:eastAsia="SimHei" w:cs="Times New Roman"/>
+        </w:rPr>
+        <w:t>题</w:t>
+      </w:r>
+    </w:p>
+    <w:p>
+      <w:pPr>
+        <w:pStyle w:val="FirstParagraph"/>
+      </w:pPr>
+      <w:r>
+        <w:rPr>
+          <w:rFonts w:hint="eastAsia" w:ascii="Times New Roman" w:hAnsi="Times New Roman" w:eastAsia="FangSong" w:cs="Times New Roman"/>
+          <w:b/>
+          <w:bCs/>
+        </w:rPr>
+        <w:t xml:space="preserve">题目</w:t>
+      </w:r>
+      <w:r>
+        <w:rPr>
+          <w:rFonts w:hint="eastAsia" w:ascii="Times New Roman" w:hAnsi="Times New Roman" w:eastAsia="Times New Roman" w:cs="Times New Roman"/>
+        </w:rPr>
+        <w:t xml:space="preserve">：</w:t>
+      </w:r>
+      <w:r>
+        <w:rPr>
+          <w:rFonts w:ascii="Times New Roman" w:hAnsi="Times New Roman" w:eastAsia="Times New Roman" w:cs="Times New Roman"/>
+        </w:rPr>
+        <w:t xml:space="preserve"> </w:t>
+      </w:r>
+      <w:r>
+        <w:rPr>
+          <w:rFonts w:hint="eastAsia" w:ascii="Times New Roman" w:hAnsi="Times New Roman" w:eastAsia="FangSong" w:cs="Times New Roman"/>
+        </w:rPr>
+        <w:t xml:space="preserve">传统的王水是浓盐酸和浓硝酸以体积比</w:t>
+      </w:r>
+      <w:r>
+        <w:rPr>
+          <w:rFonts w:ascii="Times New Roman" w:hAnsi="Times New Roman" w:eastAsia="Times New Roman" w:cs="Times New Roman"/>
+        </w:rPr>
+        <w:t xml:space="preserve"> 3:1 </w:t>
+      </w:r>
+      <w:r>
+        <w:rPr>
+          <w:rFonts w:hint="eastAsia" w:ascii="Times New Roman" w:hAnsi="Times New Roman" w:eastAsia="FangSong" w:cs="Times New Roman"/>
+        </w:rPr>
+        <w:t>混合得到的强氧化性液体</w:t>
+      </w:r>
+      <w:r>
+        <w:rPr>
+          <w:rFonts w:hint="eastAsia" w:ascii="Times New Roman" w:hAnsi="Times New Roman" w:eastAsia="Times New Roman" w:cs="Times New Roman"/>
+        </w:rPr>
+        <w:t>，</w:t>
+      </w:r>
+      <w:r>
+        <w:rPr>
+          <w:rFonts w:hint="eastAsia" w:ascii="Times New Roman" w:hAnsi="Times New Roman" w:eastAsia="FangSong" w:cs="Times New Roman"/>
+        </w:rPr>
+        <w:t>近年来发现一种有机王水</w:t>
+      </w:r>
+      <w:r>
+        <w:rPr>
+          <w:rFonts w:hint="eastAsia" w:ascii="Times New Roman" w:hAnsi="Times New Roman" w:eastAsia="Times New Roman" w:cs="Times New Roman"/>
+        </w:rPr>
+        <w:t>，</w:t>
+      </w:r>
+      <w:r>
+        <w:rPr>
+          <w:rFonts w:hint="eastAsia" w:ascii="Times New Roman" w:hAnsi="Times New Roman" w:eastAsia="FangSong" w:cs="Times New Roman"/>
+        </w:rPr>
+        <w:t>它是</w:t>
+      </w:r>
+      <w:r>
+        <w:rPr>
+          <w:rFonts w:ascii="Times New Roman" w:hAnsi="Times New Roman" w:eastAsia="Times New Roman" w:cs="Times New Roman"/>
+        </w:rPr>
+        <w:t xml:space="preserve"> </w:t>
+      </w:r>
+      <m:oMath>
+        <m:r>
+          <m:t>S</m:t>
+        </m:r>
+        <m:r>
+          <m:t>O</m:t>
+        </m:r>
+        <m:r>
+          <m:t>C</m:t>
+        </m:r>
+        <m:sSub>
+          <m:e>
+            <m:r>
+              <m:t>l</m:t>
+            </m:r>
+          </m:e>
+          <m:sub>
+            <m:r>
+              <m:t>2</m:t>
+            </m:r>
+          </m:sub>
+        </m:sSub>
+      </m:oMath>
+      <w:r>
+        <w:rPr>
+          <w:rFonts w:ascii="Times New Roman" w:hAnsi="Times New Roman" w:eastAsia="Times New Roman" w:cs="Times New Roman"/>
+        </w:rPr>
+        <w:t xml:space="preserve"> </w:t>
+      </w:r>
+      <w:r>
+        <w:rPr>
+          <w:rFonts w:hint="eastAsia" w:ascii="Times New Roman" w:hAnsi="Times New Roman" w:eastAsia="FangSong" w:cs="Times New Roman"/>
+        </w:rPr>
+        <w:t xml:space="preserve">和吡啶以体积比</w:t>
+      </w:r>
+      <w:r>
+        <w:rPr>
+          <w:rFonts w:ascii="Times New Roman" w:hAnsi="Times New Roman" w:eastAsia="Times New Roman" w:cs="Times New Roman"/>
+        </w:rPr>
+        <w:t xml:space="preserve"> 3:1 </w:t>
+      </w:r>
+      <w:r>
+        <w:rPr>
+          <w:rFonts w:hint="eastAsia" w:ascii="Times New Roman" w:hAnsi="Times New Roman" w:eastAsia="FangSong" w:cs="Times New Roman"/>
+        </w:rPr>
+        <w:t>比例的混合液体</w:t>
+      </w:r>
+      <w:r>
+        <w:rPr>
+          <w:rFonts w:hint="eastAsia" w:ascii="Times New Roman" w:hAnsi="Times New Roman" w:eastAsia="Times New Roman" w:cs="Times New Roman"/>
+        </w:rPr>
+        <w:t>。</w:t>
+      </w:r>
+      <w:r>
+        <w:rPr>
+          <w:rFonts w:hint="eastAsia" w:ascii="Times New Roman" w:hAnsi="Times New Roman" w:eastAsia="FangSong" w:cs="Times New Roman"/>
+        </w:rPr>
+        <w:t>研究发现</w:t>
+      </w:r>
+      <w:r>
+        <w:rPr>
+          <w:rFonts w:hint="eastAsia" w:ascii="Times New Roman" w:hAnsi="Times New Roman" w:eastAsia="Times New Roman" w:cs="Times New Roman"/>
+        </w:rPr>
+        <w:t>，</w:t>
+      </w:r>
+      <w:r>
+        <w:rPr>
+          <w:rFonts w:hint="eastAsia" w:ascii="Times New Roman" w:hAnsi="Times New Roman" w:eastAsia="FangSong" w:cs="Times New Roman"/>
+        </w:rPr>
+        <w:t>有机王水溶解</w:t>
+      </w:r>
+      <w:r>
+        <w:rPr>
+          <w:rFonts w:ascii="Times New Roman" w:hAnsi="Times New Roman" w:eastAsia="Times New Roman" w:cs="Times New Roman"/>
+        </w:rPr>
+        <w:t xml:space="preserve"> Au </w:t>
+      </w:r>
+      <w:r>
+        <w:rPr>
+          <w:rFonts w:hint="eastAsia" w:ascii="Times New Roman" w:hAnsi="Times New Roman" w:eastAsia="FangSong" w:cs="Times New Roman"/>
+        </w:rPr>
+        <w:t>过程中</w:t>
+      </w:r>
+      <w:r>
+        <w:rPr>
+          <w:rFonts w:hint="eastAsia" w:ascii="Times New Roman" w:hAnsi="Times New Roman" w:eastAsia="Times New Roman" w:cs="Times New Roman"/>
+        </w:rPr>
+        <w:t>，</w:t>
+      </w:r>
+      <w:r>
+        <w:rPr>
+          <w:rFonts w:hint="eastAsia" w:ascii="Times New Roman" w:hAnsi="Times New Roman" w:eastAsia="FangSong" w:cs="Times New Roman"/>
+        </w:rPr>
+        <w:t>吡啶与金以及亚砜均可形成加合物</w:t>
+      </w:r>
+      <w:r>
+        <w:rPr>
+          <w:rFonts w:hint="eastAsia" w:ascii="Times New Roman" w:hAnsi="Times New Roman" w:eastAsia="Times New Roman" w:cs="Times New Roman"/>
+        </w:rPr>
+        <w:t>，</w:t>
+      </w:r>
+      <w:r>
+        <w:rPr>
+          <w:rFonts w:hint="eastAsia" w:ascii="Times New Roman" w:hAnsi="Times New Roman" w:eastAsia="FangSong" w:cs="Times New Roman"/>
+        </w:rPr>
+        <w:t>问</w:t>
+      </w:r>
+      <w:r>
+        <w:rPr>
+          <w:rFonts w:hint="eastAsia" w:ascii="Times New Roman" w:hAnsi="Times New Roman" w:eastAsia="Times New Roman" w:cs="Times New Roman"/>
+        </w:rPr>
+        <w:t>：</w:t>
+      </w:r>
+      <w:r>
+        <w:rPr>
+          <w:rFonts w:hint="eastAsia" w:ascii="Times New Roman" w:hAnsi="Times New Roman" w:eastAsia="FangSong" w:cs="Times New Roman"/>
+        </w:rPr>
+        <w:t>这两种加合物的形成为何可以加速反应</w:t>
+      </w:r>
+      <w:r>
+        <w:rPr>
+          <w:rFonts w:hint="eastAsia" w:ascii="Times New Roman" w:hAnsi="Times New Roman" w:eastAsia="Times New Roman" w:cs="Times New Roman"/>
+        </w:rPr>
+        <w:t>?</w:t>
+      </w:r>
+    </w:p>
+    <w:p>
+      <w:pPr>
+        <w:pStyle w:val="BodyText"/>
+      </w:pPr>
+      <w:r>
+        <w:rPr>
+          <w:rFonts w:ascii="Times New Roman" w:hAnsi="Times New Roman" w:eastAsia="Times New Roman" w:cs="Times New Roman"/>
+        </w:rPr>
+        <w:t xml:space="preserve">(Angewandte Chemie International Edition 49, No. 43 (2010): 7929–7932)</w:t>
+      </w:r>
+    </w:p>
+    <w:p>
+      <w:pPr>
+        <w:pStyle w:val="BodyText"/>
+      </w:pPr>
+      <w:r>
+        <w:rPr>
+          <w:rFonts w:hint="eastAsia" w:ascii="Times New Roman" w:hAnsi="Times New Roman" w:eastAsia="FangSong" w:cs="Times New Roman"/>
+          <w:b/>
+          <w:bCs/>
+        </w:rPr>
+        <w:t xml:space="preserve">来源</w:t>
+      </w:r>
+      <w:r>
+        <w:rPr>
+          <w:rFonts w:hint="eastAsia" w:ascii="Times New Roman" w:hAnsi="Times New Roman" w:eastAsia="Times New Roman" w:cs="Times New Roman"/>
+        </w:rPr>
+        <w:t>：</w:t>
+      </w:r>
+      <w:r>
+        <w:rPr>
+          <w:rFonts w:hint="eastAsia" w:ascii="Times New Roman" w:hAnsi="Times New Roman" w:eastAsia="FangSong" w:cs="Times New Roman"/>
+        </w:rPr>
+        <w:t>化学竞赛初赛讲义</w:t>
+      </w:r>
+      <w:r>
+        <w:rPr>
+          <w:rFonts w:ascii="Times New Roman" w:hAnsi="Times New Roman" w:eastAsia="Times New Roman" w:cs="Times New Roman"/>
+        </w:rPr>
+        <w:t xml:space="preserve"> </w:t>
+      </w:r>
+      <w:r>
+        <w:rPr>
+          <w:rFonts w:hint="eastAsia" w:ascii="Times New Roman" w:hAnsi="Times New Roman" w:eastAsia="FangSong" w:cs="Times New Roman"/>
+        </w:rPr>
+        <w:t>第</w:t>
+      </w:r>
+      <w:r>
+        <w:rPr>
+          <w:rFonts w:hint="eastAsia" w:ascii="Times New Roman" w:hAnsi="Times New Roman" w:eastAsia="Times New Roman" w:cs="Times New Roman"/>
+        </w:rPr>
+        <w:t>4</w:t>
+      </w:r>
+      <w:r>
+        <w:rPr>
+          <w:rFonts w:hint="eastAsia" w:ascii="Times New Roman" w:hAnsi="Times New Roman" w:eastAsia="FangSong" w:cs="Times New Roman"/>
+        </w:rPr>
+        <w:t>讲</w:t>
+      </w:r>
+      <w:r>
+        <w:rPr>
+          <w:rFonts w:ascii="Times New Roman" w:hAnsi="Times New Roman" w:eastAsia="Times New Roman" w:cs="Times New Roman"/>
+        </w:rPr>
+        <w:t xml:space="preserve"> §4.1.2 </w:t>
+      </w:r>
+      <w:r>
+        <w:rPr>
+          <w:rFonts w:hint="eastAsia" w:ascii="Times New Roman" w:hAnsi="Times New Roman" w:eastAsia="FangSong" w:cs="Times New Roman"/>
+        </w:rPr>
+        <w:t xml:space="preserve">习题</w:t>
+      </w:r>
+    </w:p>
+    <w:p>
+      <w:pPr>
+        <w:spacing w:before="160" w:after="80"/>
+      </w:pPr>
+      <w:r>
+        <w:pict>
+          <v:rect style="width:0;height:1.5pt" o:hralign="center" o:hrstd="t" o:hr="t"/>
+        </w:pict>
+      </w:r>
+    </w:p>
     <w:bookmarkEnd w:id="33"/>
     <w:bookmarkStart w:id="34" w:name="第17题"/>
     <w:p>
@@ -8858,43 +8736,25 @@
         <w:rPr>
           <w:rFonts w:hint="eastAsia" w:ascii="Times New Roman" w:hAnsi="Times New Roman" w:eastAsia="FangSong" w:cs="Times New Roman"/>
         </w:rPr>
-        <w:t xml:space="preserve">传统的王水是浓盐酸和浓硝酸以体积比</w:t>
-      </w:r>
-      <w:r>
-        <w:rPr>
-          <w:rFonts w:ascii="Times New Roman" w:hAnsi="Times New Roman" w:eastAsia="Times New Roman" w:cs="Times New Roman"/>
-        </w:rPr>
-        <w:t xml:space="preserve"> 3:1 </w:t>
-      </w:r>
-      <w:r>
-        <w:rPr>
-          <w:rFonts w:hint="eastAsia" w:ascii="Times New Roman" w:hAnsi="Times New Roman" w:eastAsia="FangSong" w:cs="Times New Roman"/>
-        </w:rPr>
-        <w:t>混合得到的强氧化性液体</w:t>
-      </w:r>
-      <w:r>
-        <w:rPr>
-          <w:rFonts w:hint="eastAsia" w:ascii="Times New Roman" w:hAnsi="Times New Roman" w:eastAsia="Times New Roman" w:cs="Times New Roman"/>
-        </w:rPr>
-        <w:t>，</w:t>
-      </w:r>
-      <w:r>
-        <w:rPr>
-          <w:rFonts w:hint="eastAsia" w:ascii="Times New Roman" w:hAnsi="Times New Roman" w:eastAsia="FangSong" w:cs="Times New Roman"/>
-        </w:rPr>
-        <w:t>近年来发现一种有机王水</w:t>
-      </w:r>
-      <w:r>
-        <w:rPr>
-          <w:rFonts w:hint="eastAsia" w:ascii="Times New Roman" w:hAnsi="Times New Roman" w:eastAsia="Times New Roman" w:cs="Times New Roman"/>
-        </w:rPr>
-        <w:t>，</w:t>
-      </w:r>
-      <w:r>
-        <w:rPr>
-          <w:rFonts w:hint="eastAsia" w:ascii="Times New Roman" w:hAnsi="Times New Roman" w:eastAsia="FangSong" w:cs="Times New Roman"/>
-        </w:rPr>
-        <w:t>它是</w:t>
+        <w:t xml:space="preserve">确定下列</w:t>
+      </w:r>
+      <w:r>
+        <w:rPr>
+          <w:rFonts w:ascii="Times New Roman" w:hAnsi="Times New Roman" w:eastAsia="Times New Roman" w:cs="Times New Roman"/>
+        </w:rPr>
+        <w:t xml:space="preserve"> Lewis </w:t>
+      </w:r>
+      <w:r>
+        <w:rPr>
+          <w:rFonts w:hint="eastAsia" w:ascii="Times New Roman" w:hAnsi="Times New Roman" w:eastAsia="FangSong" w:cs="Times New Roman"/>
+        </w:rPr>
+        <w:t>碱的软硬</w:t>
+      </w:r>
+      <w:r>
+        <w:rPr>
+          <w:rFonts w:hint="eastAsia" w:ascii="Times New Roman" w:hAnsi="Times New Roman" w:eastAsia="Times New Roman" w:cs="Times New Roman"/>
+        </w:rPr>
+        <w:t>：</w:t>
       </w:r>
       <w:r>
         <w:rPr>
@@ -8904,23 +8764,274 @@
       </w:r>
       <m:oMath>
         <m:r>
-          <m:t>S</m:t>
-        </m:r>
-        <m:r>
           <m:t>O</m:t>
         </m:r>
+        <m:sSup>
+          <m:e>
+            <m:r>
+              <m:t>H</m:t>
+            </m:r>
+          </m:e>
+          <m:sup>
+            <m:r>
+              <m:rPr>
+                <m:sty m:val="p"/>
+              </m:rPr>
+              <m:t>−</m:t>
+            </m:r>
+          </m:sup>
+        </m:sSup>
+      </m:oMath>
+      <w:r>
+        <w:rPr>
+          <w:rFonts w:ascii="Times New Roman" w:hAnsi="Times New Roman" w:eastAsia="Times New Roman" w:cs="Times New Roman"/>
+        </w:rPr>
+        <w:t xml:space="preserve"> </w:t>
+      </w:r>
+      <w:r>
+        <w:rPr>
+          <w:rFonts w:ascii="Times New Roman" w:hAnsi="Times New Roman" w:eastAsia="Times New Roman" w:cs="Times New Roman"/>
+        </w:rPr>
+        <w:t xml:space="preserve">、</w:t>
+      </w:r>
+      <w:r>
+        <w:rPr>
+          <w:rFonts w:ascii="Times New Roman" w:hAnsi="Times New Roman" w:eastAsia="Times New Roman" w:cs="Times New Roman"/>
+        </w:rPr>
+        <w:t xml:space="preserve"> </w:t>
+      </w:r>
+      <m:oMath>
+        <m:sSup>
+          <m:e>
+            <m:r>
+              <m:t>H</m:t>
+            </m:r>
+          </m:e>
+          <m:sup>
+            <m:r>
+              <m:rPr>
+                <m:sty m:val="p"/>
+              </m:rPr>
+              <m:t>−</m:t>
+            </m:r>
+          </m:sup>
+        </m:sSup>
+      </m:oMath>
+      <w:r>
+        <w:rPr>
+          <w:rFonts w:ascii="Times New Roman" w:hAnsi="Times New Roman" w:eastAsia="Times New Roman" w:cs="Times New Roman"/>
+        </w:rPr>
+        <w:t xml:space="preserve"> </w:t>
+      </w:r>
+      <w:r>
+        <w:rPr>
+          <w:rFonts w:ascii="Times New Roman" w:hAnsi="Times New Roman" w:eastAsia="Times New Roman" w:cs="Times New Roman"/>
+        </w:rPr>
+        <w:t xml:space="preserve">、</w:t>
+      </w:r>
+      <w:r>
+        <w:rPr>
+          <w:rFonts w:ascii="Times New Roman" w:hAnsi="Times New Roman" w:eastAsia="Times New Roman" w:cs="Times New Roman"/>
+        </w:rPr>
+        <w:t xml:space="preserve"> </w:t>
+      </w:r>
+      <m:oMath>
+        <m:r>
+          <m:t>R</m:t>
+        </m:r>
+        <m:sSup>
+          <m:e>
+            <m:r>
+              <m:t>O</m:t>
+            </m:r>
+          </m:e>
+          <m:sup>
+            <m:r>
+              <m:rPr>
+                <m:sty m:val="p"/>
+              </m:rPr>
+              <m:t>−</m:t>
+            </m:r>
+          </m:sup>
+        </m:sSup>
+      </m:oMath>
+      <w:r>
+        <w:rPr>
+          <w:rFonts w:ascii="Times New Roman" w:hAnsi="Times New Roman" w:eastAsia="Times New Roman" w:cs="Times New Roman"/>
+        </w:rPr>
+        <w:t xml:space="preserve"> </w:t>
+      </w:r>
+      <w:r>
+        <w:rPr>
+          <w:rFonts w:ascii="Times New Roman" w:hAnsi="Times New Roman" w:eastAsia="Times New Roman" w:cs="Times New Roman"/>
+        </w:rPr>
+        <w:t xml:space="preserve">、</w:t>
+      </w:r>
+      <w:r>
+        <w:rPr>
+          <w:rFonts w:ascii="Times New Roman" w:hAnsi="Times New Roman" w:eastAsia="Times New Roman" w:cs="Times New Roman"/>
+        </w:rPr>
+        <w:t xml:space="preserve"> </w:t>
+      </w:r>
+      <m:oMath>
+        <m:r>
+          <m:t>R</m:t>
+        </m:r>
+        <m:sSup>
+          <m:e>
+            <m:r>
+              <m:t>S</m:t>
+            </m:r>
+          </m:e>
+          <m:sup>
+            <m:r>
+              <m:rPr>
+                <m:sty m:val="p"/>
+              </m:rPr>
+              <m:t>−</m:t>
+            </m:r>
+          </m:sup>
+        </m:sSup>
+      </m:oMath>
+      <w:r>
+        <w:rPr>
+          <w:rFonts w:ascii="Times New Roman" w:hAnsi="Times New Roman" w:eastAsia="Times New Roman" w:cs="Times New Roman"/>
+        </w:rPr>
+        <w:t xml:space="preserve"> </w:t>
+      </w:r>
+      <w:r>
+        <w:rPr>
+          <w:rFonts w:ascii="Times New Roman" w:hAnsi="Times New Roman" w:eastAsia="Times New Roman" w:cs="Times New Roman"/>
+        </w:rPr>
+        <w:t xml:space="preserve">、</w:t>
+      </w:r>
+      <w:r>
+        <w:rPr>
+          <w:rFonts w:ascii="Times New Roman" w:hAnsi="Times New Roman" w:eastAsia="Times New Roman" w:cs="Times New Roman"/>
+        </w:rPr>
+        <w:t xml:space="preserve"> </w:t>
+      </w:r>
+      <m:oMath>
+        <m:sSup>
+          <m:e>
+            <m:r>
+              <m:t>F</m:t>
+            </m:r>
+          </m:e>
+          <m:sup>
+            <m:r>
+              <m:rPr>
+                <m:sty m:val="p"/>
+              </m:rPr>
+              <m:t>−</m:t>
+            </m:r>
+          </m:sup>
+        </m:sSup>
+      </m:oMath>
+      <w:r>
+        <w:rPr>
+          <w:rFonts w:ascii="Times New Roman" w:hAnsi="Times New Roman" w:eastAsia="Times New Roman" w:cs="Times New Roman"/>
+        </w:rPr>
+        <w:t xml:space="preserve"> </w:t>
+      </w:r>
+      <w:r>
+        <w:rPr>
+          <w:rFonts w:ascii="Times New Roman" w:hAnsi="Times New Roman" w:eastAsia="Times New Roman" w:cs="Times New Roman"/>
+        </w:rPr>
+        <w:t xml:space="preserve">、</w:t>
+      </w:r>
+      <w:r>
+        <w:rPr>
+          <w:rFonts w:ascii="Times New Roman" w:hAnsi="Times New Roman" w:eastAsia="Times New Roman" w:cs="Times New Roman"/>
+        </w:rPr>
+        <w:t xml:space="preserve"> </w:t>
+      </w:r>
+      <m:oMath>
         <m:r>
           <m:t>C</m:t>
+        </m:r>
+        <m:sSup>
+          <m:e>
+            <m:r>
+              <m:t>l</m:t>
+            </m:r>
+          </m:e>
+          <m:sup>
+            <m:r>
+              <m:rPr>
+                <m:sty m:val="p"/>
+              </m:rPr>
+              <m:t>−</m:t>
+            </m:r>
+          </m:sup>
+        </m:sSup>
+      </m:oMath>
+      <w:r>
+        <w:rPr>
+          <w:rFonts w:ascii="Times New Roman" w:hAnsi="Times New Roman" w:eastAsia="Times New Roman" w:cs="Times New Roman"/>
+        </w:rPr>
+        <w:t xml:space="preserve"> </w:t>
+      </w:r>
+      <w:r>
+        <w:rPr>
+          <w:rFonts w:ascii="Times New Roman" w:hAnsi="Times New Roman" w:eastAsia="Times New Roman" w:cs="Times New Roman"/>
+        </w:rPr>
+        <w:t xml:space="preserve">、</w:t>
+      </w:r>
+      <w:r>
+        <w:rPr>
+          <w:rFonts w:ascii="Times New Roman" w:hAnsi="Times New Roman" w:eastAsia="Times New Roman" w:cs="Times New Roman"/>
+        </w:rPr>
+        <w:t xml:space="preserve"> </w:t>
+      </w:r>
+      <m:oMath>
+        <m:sSup>
+          <m:e>
+            <m:r>
+              <m:t>I</m:t>
+            </m:r>
+          </m:e>
+          <m:sup>
+            <m:r>
+              <m:rPr>
+                <m:sty m:val="p"/>
+              </m:rPr>
+              <m:t>−</m:t>
+            </m:r>
+          </m:sup>
+        </m:sSup>
+      </m:oMath>
+      <w:r>
+        <w:rPr>
+          <w:rFonts w:ascii="Times New Roman" w:hAnsi="Times New Roman" w:eastAsia="Times New Roman" w:cs="Times New Roman"/>
+        </w:rPr>
+        <w:t xml:space="preserve"> </w:t>
+      </w:r>
+      <w:r>
+        <w:rPr>
+          <w:rFonts w:ascii="Times New Roman" w:hAnsi="Times New Roman" w:eastAsia="Times New Roman" w:cs="Times New Roman"/>
+        </w:rPr>
+        <w:t xml:space="preserve">、</w:t>
+      </w:r>
+      <w:r>
+        <w:rPr>
+          <w:rFonts w:ascii="Times New Roman" w:hAnsi="Times New Roman" w:eastAsia="Times New Roman" w:cs="Times New Roman"/>
+        </w:rPr>
+        <w:t xml:space="preserve"> </w:t>
+      </w:r>
+      <m:oMath>
+        <m:r>
+          <m:t>N</m:t>
         </m:r>
         <m:sSub>
           <m:e>
             <m:r>
-              <m:t>l</m:t>
+              <m:t>H</m:t>
             </m:r>
           </m:e>
           <m:sub>
             <m:r>
-              <m:t>2</m:t>
+              <m:t>3</m:t>
             </m:r>
           </m:sub>
         </m:sSub>
@@ -8933,99 +9044,283 @@
       </w:r>
       <w:r>
         <w:rPr>
-          <w:rFonts w:hint="eastAsia" w:ascii="Times New Roman" w:hAnsi="Times New Roman" w:eastAsia="FangSong" w:cs="Times New Roman"/>
-        </w:rPr>
-        <w:t xml:space="preserve">和吡啶以体积比</w:t>
-      </w:r>
-      <w:r>
-        <w:rPr>
-          <w:rFonts w:ascii="Times New Roman" w:hAnsi="Times New Roman" w:eastAsia="Times New Roman" w:cs="Times New Roman"/>
-        </w:rPr>
-        <w:t xml:space="preserve"> 3:1 </w:t>
-      </w:r>
-      <w:r>
-        <w:rPr>
-          <w:rFonts w:hint="eastAsia" w:ascii="Times New Roman" w:hAnsi="Times New Roman" w:eastAsia="FangSong" w:cs="Times New Roman"/>
-        </w:rPr>
-        <w:t>比例的混合液体</w:t>
-      </w:r>
-      <w:r>
-        <w:rPr>
-          <w:rFonts w:hint="eastAsia" w:ascii="Times New Roman" w:hAnsi="Times New Roman" w:eastAsia="Times New Roman" w:cs="Times New Roman"/>
-        </w:rPr>
-        <w:t>。</w:t>
-      </w:r>
-      <w:r>
-        <w:rPr>
-          <w:rFonts w:hint="eastAsia" w:ascii="Times New Roman" w:hAnsi="Times New Roman" w:eastAsia="FangSong" w:cs="Times New Roman"/>
-        </w:rPr>
-        <w:t>研究发现</w:t>
-      </w:r>
-      <w:r>
-        <w:rPr>
-          <w:rFonts w:hint="eastAsia" w:ascii="Times New Roman" w:hAnsi="Times New Roman" w:eastAsia="Times New Roman" w:cs="Times New Roman"/>
-        </w:rPr>
-        <w:t>，</w:t>
-      </w:r>
-      <w:r>
-        <w:rPr>
-          <w:rFonts w:hint="eastAsia" w:ascii="Times New Roman" w:hAnsi="Times New Roman" w:eastAsia="FangSong" w:cs="Times New Roman"/>
-        </w:rPr>
-        <w:t>有机王水溶解</w:t>
-      </w:r>
-      <w:r>
-        <w:rPr>
-          <w:rFonts w:ascii="Times New Roman" w:hAnsi="Times New Roman" w:eastAsia="Times New Roman" w:cs="Times New Roman"/>
-        </w:rPr>
-        <w:t xml:space="preserve"> Au </w:t>
-      </w:r>
-      <w:r>
-        <w:rPr>
-          <w:rFonts w:hint="eastAsia" w:ascii="Times New Roman" w:hAnsi="Times New Roman" w:eastAsia="FangSong" w:cs="Times New Roman"/>
-        </w:rPr>
-        <w:t>过程中</w:t>
-      </w:r>
-      <w:r>
-        <w:rPr>
-          <w:rFonts w:hint="eastAsia" w:ascii="Times New Roman" w:hAnsi="Times New Roman" w:eastAsia="Times New Roman" w:cs="Times New Roman"/>
-        </w:rPr>
-        <w:t>，</w:t>
-      </w:r>
-      <w:r>
-        <w:rPr>
-          <w:rFonts w:hint="eastAsia" w:ascii="Times New Roman" w:hAnsi="Times New Roman" w:eastAsia="FangSong" w:cs="Times New Roman"/>
-        </w:rPr>
-        <w:t>吡啶与金以及亚砜均可形成加合物</w:t>
-      </w:r>
-      <w:r>
-        <w:rPr>
-          <w:rFonts w:hint="eastAsia" w:ascii="Times New Roman" w:hAnsi="Times New Roman" w:eastAsia="Times New Roman" w:cs="Times New Roman"/>
-        </w:rPr>
-        <w:t>，</w:t>
-      </w:r>
-      <w:r>
-        <w:rPr>
-          <w:rFonts w:hint="eastAsia" w:ascii="Times New Roman" w:hAnsi="Times New Roman" w:eastAsia="FangSong" w:cs="Times New Roman"/>
-        </w:rPr>
-        <w:t>问</w:t>
-      </w:r>
-      <w:r>
-        <w:rPr>
-          <w:rFonts w:hint="eastAsia" w:ascii="Times New Roman" w:hAnsi="Times New Roman" w:eastAsia="Times New Roman" w:cs="Times New Roman"/>
-        </w:rPr>
-        <w:t>：</w:t>
-      </w:r>
-      <w:r>
-        <w:rPr>
-          <w:rFonts w:hint="eastAsia" w:ascii="Times New Roman" w:hAnsi="Times New Roman" w:eastAsia="FangSong" w:cs="Times New Roman"/>
-        </w:rPr>
-        <w:t>这两种加合物的形成为何可以加速反应</w:t>
-      </w:r>
-      <w:r>
-        <w:rPr>
-          <w:rFonts w:hint="eastAsia" w:ascii="Times New Roman" w:hAnsi="Times New Roman" w:eastAsia="Times New Roman" w:cs="Times New Roman"/>
-        </w:rPr>
-        <w:t>?</w:t>
+          <w:rFonts w:ascii="Times New Roman" w:hAnsi="Times New Roman" w:eastAsia="Times New Roman" w:cs="Times New Roman"/>
+        </w:rPr>
+        <w:t xml:space="preserve">、</w:t>
+      </w:r>
+      <w:r>
+        <w:rPr>
+          <w:rFonts w:ascii="Times New Roman" w:hAnsi="Times New Roman" w:eastAsia="Times New Roman" w:cs="Times New Roman"/>
+        </w:rPr>
+        <w:t xml:space="preserve"> </w:t>
+      </w:r>
+      <m:oMath>
+        <m:r>
+          <m:t>P</m:t>
+        </m:r>
+        <m:sSub>
+          <m:e>
+            <m:r>
+              <m:t>R</m:t>
+            </m:r>
+          </m:e>
+          <m:sub>
+            <m:r>
+              <m:t>3</m:t>
+            </m:r>
+          </m:sub>
+        </m:sSub>
+      </m:oMath>
+      <w:r>
+        <w:rPr>
+          <w:rFonts w:ascii="Times New Roman" w:hAnsi="Times New Roman" w:eastAsia="Times New Roman" w:cs="Times New Roman"/>
+        </w:rPr>
+        <w:t xml:space="preserve"> </w:t>
+      </w:r>
+      <w:r>
+        <w:rPr>
+          <w:rFonts w:ascii="Times New Roman" w:hAnsi="Times New Roman" w:eastAsia="Times New Roman" w:cs="Times New Roman"/>
+        </w:rPr>
+        <w:t xml:space="preserve">、</w:t>
+      </w:r>
+      <w:r>
+        <w:rPr>
+          <w:rFonts w:ascii="Times New Roman" w:hAnsi="Times New Roman" w:eastAsia="Times New Roman" w:cs="Times New Roman"/>
+        </w:rPr>
+        <w:t xml:space="preserve"> </w:t>
+      </w:r>
+      <m:oMath>
+        <m:oMathPr>
+          <m:ctrlPr>
+            <w:rPr>
+              <w:sz w:val="28"/>
+              <w:szCs w:val="28"/>
+            </w:rPr>
+          </m:ctrlPr>
+        </m:oMathPr>
+        <m:r>
+          <m:t>C</m:t>
+        </m:r>
+        <m:sSub>
+          <m:e>
+            <m:r>
+              <m:t>H</m:t>
+            </m:r>
+          </m:e>
+          <m:sub>
+            <m:r>
+              <m:t>3</m:t>
+            </m:r>
+          </m:sub>
+        </m:sSub>
+        <m:r>
+          <m:t>C</m:t>
+        </m:r>
+        <m:r>
+          <m:t>O</m:t>
+        </m:r>
+        <m:sSup>
+          <m:e>
+            <m:r>
+              <m:t>O</m:t>
+            </m:r>
+          </m:e>
+          <m:sup>
+            <m:r>
+              <m:rPr>
+                <m:sty m:val="p"/>
+              </m:rPr>
+              <m:t>−</m:t>
+            </m:r>
+          </m:sup>
+        </m:sSup>
+      </m:oMath>
+      <w:r>
+        <w:rPr>
+          <w:rFonts w:ascii="Times New Roman" w:hAnsi="Times New Roman" w:eastAsia="Times New Roman" w:cs="Times New Roman"/>
+        </w:rPr>
+        <w:t xml:space="preserve"> </w:t>
+      </w:r>
+      <w:r>
+        <w:rPr>
+          <w:rFonts w:hint="eastAsia" w:ascii="Times New Roman" w:hAnsi="Times New Roman" w:eastAsia="Times New Roman" w:cs="Times New Roman"/>
+        </w:rPr>
+        <w:t xml:space="preserve">，</w:t>
+      </w:r>
+      <w:r>
+        <w:rPr>
+          <w:rFonts w:ascii="Times New Roman" w:hAnsi="Times New Roman" w:eastAsia="Times New Roman" w:cs="Times New Roman"/>
+        </w:rPr>
+        <w:t xml:space="preserve"> </w:t>
+      </w:r>
+      <m:oMath>
+        <m:r>
+          <m:t>S</m:t>
+        </m:r>
+        <m:r>
+          <m:t>C</m:t>
+        </m:r>
+        <m:sSup>
+          <m:e>
+            <m:r>
+              <m:t>N</m:t>
+            </m:r>
+          </m:e>
+          <m:sup>
+            <m:r>
+              <m:rPr>
+                <m:sty m:val="p"/>
+              </m:rPr>
+              <m:t>−</m:t>
+            </m:r>
+          </m:sup>
+        </m:sSup>
+      </m:oMath>
+      <w:r>
+        <w:rPr>
+          <w:rFonts w:ascii="Times New Roman" w:hAnsi="Times New Roman" w:eastAsia="Times New Roman" w:cs="Times New Roman"/>
+        </w:rPr>
+        <w:t xml:space="preserve"> </w:t>
+      </w:r>
+      <w:r>
+        <w:rPr>
+          <w:rFonts w:ascii="Times New Roman" w:hAnsi="Times New Roman" w:eastAsia="Times New Roman" w:cs="Times New Roman"/>
+        </w:rPr>
+        <w:t xml:space="preserve">、</w:t>
+      </w:r>
+      <w:r>
+        <w:rPr>
+          <w:rFonts w:ascii="Times New Roman" w:hAnsi="Times New Roman" w:eastAsia="Times New Roman" w:cs="Times New Roman"/>
+        </w:rPr>
+        <w:t xml:space="preserve"> </w:t>
+      </w:r>
+      <m:oMath>
+        <m:r>
+          <m:t>C</m:t>
+        </m:r>
+        <m:sSubSup>
+          <m:e>
+            <m:r>
+              <m:t>O</m:t>
+            </m:r>
+          </m:e>
+          <m:sub>
+            <m:r>
+              <m:t>3</m:t>
+            </m:r>
+          </m:sub>
+          <m:sup>
+            <m:r>
+              <m:t>2</m:t>
+            </m:r>
+            <m:r>
+              <m:rPr>
+                <m:sty m:val="p"/>
+              </m:rPr>
+              <m:t>−</m:t>
+            </m:r>
+          </m:sup>
+        </m:sSubSup>
+      </m:oMath>
+      <w:r>
+        <w:rPr>
+          <w:rFonts w:ascii="Times New Roman" w:hAnsi="Times New Roman" w:eastAsia="Times New Roman" w:cs="Times New Roman"/>
+        </w:rPr>
+        <w:t xml:space="preserve"> </w:t>
+      </w:r>
+      <w:r>
+        <w:rPr>
+          <w:rFonts w:ascii="Times New Roman" w:hAnsi="Times New Roman" w:eastAsia="Times New Roman" w:cs="Times New Roman"/>
+        </w:rPr>
+        <w:t xml:space="preserve">、CO、</w:t>
+      </w:r>
+      <w:r>
+        <w:rPr>
+          <w:rFonts w:ascii="Times New Roman" w:hAnsi="Times New Roman" w:eastAsia="Times New Roman" w:cs="Times New Roman"/>
+        </w:rPr>
+        <w:t xml:space="preserve"> </w:t>
+      </w:r>
+      <m:oMath>
+        <m:sSub>
+          <m:e>
+            <m:r>
+              <m:t>N</m:t>
+            </m:r>
+          </m:e>
+          <m:sub>
+            <m:r>
+              <m:t>2</m:t>
+            </m:r>
+          </m:sub>
+        </m:sSub>
+        <m:sSub>
+          <m:e>
+            <m:r>
+              <m:t>H</m:t>
+            </m:r>
+          </m:e>
+          <m:sub>
+            <m:r>
+              <m:t>4</m:t>
+            </m:r>
+          </m:sub>
+        </m:sSub>
+      </m:oMath>
+      <w:r>
+        <w:rPr>
+          <w:rFonts w:ascii="Times New Roman" w:hAnsi="Times New Roman" w:eastAsia="Times New Roman" w:cs="Times New Roman"/>
+        </w:rPr>
+        <w:t xml:space="preserve"> </w:t>
+      </w:r>
+      <w:r>
+        <w:rPr>
+          <w:rFonts w:ascii="Times New Roman" w:hAnsi="Times New Roman" w:eastAsia="Times New Roman" w:cs="Times New Roman"/>
+        </w:rPr>
+        <w:t xml:space="preserve">、</w:t>
+      </w:r>
+      <w:r>
+        <w:rPr>
+          <w:rFonts w:ascii="Times New Roman" w:hAnsi="Times New Roman" w:eastAsia="Times New Roman" w:cs="Times New Roman"/>
+        </w:rPr>
+        <w:t xml:space="preserve"> </w:t>
+      </w:r>
+      <m:oMath>
+        <m:sSub>
+          <m:e>
+            <m:r>
+              <m:t>C</m:t>
+            </m:r>
+          </m:e>
+          <m:sub>
+            <m:r>
+              <m:t>6</m:t>
+            </m:r>
+          </m:sub>
+        </m:sSub>
+        <m:sSub>
+          <m:e>
+            <m:r>
+              <m:t>H</m:t>
+            </m:r>
+          </m:e>
+          <m:sub>
+            <m:r>
+              <m:t>6</m:t>
+            </m:r>
+          </m:sub>
+        </m:sSub>
+      </m:oMath>
+      <w:r>
+        <w:rPr>
+          <w:rFonts w:ascii="Times New Roman" w:hAnsi="Times New Roman" w:eastAsia="Times New Roman" w:cs="Times New Roman"/>
+        </w:rPr>
+        <w:t xml:space="preserve"> </w:t>
+      </w:r>
+      <w:r>
+        <w:rPr>
+          <w:rFonts w:ascii="Times New Roman" w:hAnsi="Times New Roman" w:eastAsia="Times New Roman" w:cs="Times New Roman"/>
+        </w:rPr>
+        <w:t xml:space="preserve">。</w:t>
       </w:r>
     </w:p>
     <w:p>
@@ -9034,17 +9329,6 @@
       </w:pPr>
       <w:r>
         <w:rPr>
-          <w:rFonts w:ascii="Times New Roman" w:hAnsi="Times New Roman" w:eastAsia="Times New Roman" w:cs="Times New Roman"/>
-        </w:rPr>
-        <w:t xml:space="preserve">(Angewandte Chemie International Edition 49, No. 43 (2010): 7929–7932)</w:t>
-      </w:r>
-    </w:p>
-    <w:p>
-      <w:pPr>
-        <w:pStyle w:val="BodyText"/>
-      </w:pPr>
-      <w:r>
-        <w:rPr>
           <w:rFonts w:hint="eastAsia" w:ascii="Times New Roman" w:hAnsi="Times New Roman" w:eastAsia="FangSong" w:cs="Times New Roman"/>
           <w:b/>
           <w:bCs/>
@@ -9091,7 +9375,7 @@
         <w:rPr>
           <w:rFonts w:ascii="Times New Roman" w:hAnsi="Times New Roman" w:eastAsia="Times New Roman" w:cs="Times New Roman"/>
         </w:rPr>
-        <w:t xml:space="preserve"> §4.1.2 </w:t>
+        <w:t xml:space="preserve"> §4.1.3 </w:t>
       </w:r>
       <w:r>
         <w:rPr>

--- a/00-首页/题组Word/第一轮·竞赛教材版/第一轮结构-5-配位化学-学生版.docx
+++ b/00-首页/题组Word/第一轮·竞赛教材版/第一轮结构-5-配位化学-学生版.docx
@@ -797,14 +797,14 @@
         </w:rPr>
         <w:drawing>
           <wp:inline>
-            <wp:extent cx="3240000" cy="4584609"/>
+            <wp:extent cx="3600000" cy="432713"/>
             <wp:effectExtent b="0" l="0" r="0" t="0"/>
             <wp:docPr descr="" title="" id="11" name="Picture"/>
             <a:graphic>
               <a:graphicData uri="http://schemas.openxmlformats.org/drawingml/2006/picture">
                 <pic:pic>
                   <pic:nvPicPr>
-                    <pic:cNvPr descr="2021-浙江预赛_p02.png" id="12" name="Picture"/>
+                    <pic:cNvPr descr="06-外部资料导入/真题/省预赛/裁剪图/2021-浙江预赛_q09.png" id="12" name="Picture"/>
                     <pic:cNvPicPr>
                       <a:picLocks noChangeArrowheads="1" noChangeAspect="1"/>
                     </pic:cNvPicPr>
@@ -818,7 +818,7 @@
                   <pic:spPr bwMode="auto">
                     <a:xfrm>
                       <a:off x="0" y="0"/>
-                      <a:ext cx="3240000" cy="4584609"/>
+                      <a:ext cx="3600000" cy="432713"/>
                     </a:xfrm>
                     <a:prstGeom prst="rect">
                       <a:avLst/>
@@ -3364,14 +3364,14 @@
         </w:rPr>
         <w:drawing>
           <wp:inline>
-            <wp:extent cx="3240000" cy="4584609"/>
+            <wp:extent cx="3600000" cy="970018"/>
             <wp:effectExtent b="0" l="0" r="0" t="0"/>
             <wp:docPr descr="" title="" id="18" name="Picture"/>
             <a:graphic>
               <a:graphicData uri="http://schemas.openxmlformats.org/drawingml/2006/picture">
                 <pic:pic>
                   <pic:nvPicPr>
-                    <pic:cNvPr descr="2021-浙江预赛_p14.png" id="19" name="Picture"/>
+                    <pic:cNvPr descr="06-外部资料导入/真题/省预赛/裁剪图/2021-浙江预赛_q72.png" id="19" name="Picture"/>
                     <pic:cNvPicPr>
                       <a:picLocks noChangeArrowheads="1" noChangeAspect="1"/>
                     </pic:cNvPicPr>
@@ -3385,7 +3385,7 @@
                   <pic:spPr bwMode="auto">
                     <a:xfrm>
                       <a:off x="0" y="0"/>
-                      <a:ext cx="3240000" cy="4584609"/>
+                      <a:ext cx="3600000" cy="970018"/>
                     </a:xfrm>
                     <a:prstGeom prst="rect">
                       <a:avLst/>
@@ -4096,14 +4096,14 @@
         </w:rPr>
         <w:drawing>
           <wp:inline>
-            <wp:extent cx="3240000" cy="4584609"/>
+            <wp:extent cx="3600000" cy="737213"/>
             <wp:effectExtent b="0" l="0" r="0" t="0"/>
             <wp:docPr descr="" title="" id="23" name="Picture"/>
             <a:graphic>
               <a:graphicData uri="http://schemas.openxmlformats.org/drawingml/2006/picture">
                 <pic:pic>
                   <pic:nvPicPr>
-                    <pic:cNvPr descr="2022-浙江预赛_p13.png" id="24" name="Picture"/>
+                    <pic:cNvPr descr="06-外部资料导入/真题/省预赛/裁剪图/2022-浙江预赛_q70.png" id="24" name="Picture"/>
                     <pic:cNvPicPr>
                       <a:picLocks noChangeArrowheads="1" noChangeAspect="1"/>
                     </pic:cNvPicPr>
@@ -4117,7 +4117,7 @@
                   <pic:spPr bwMode="auto">
                     <a:xfrm>
                       <a:off x="0" y="0"/>
-                      <a:ext cx="3240000" cy="4584609"/>
+                      <a:ext cx="3600000" cy="737213"/>
                     </a:xfrm>
                     <a:prstGeom prst="rect">
                       <a:avLst/>

--- a/00-首页/题组Word/第一轮·竞赛教材版/第一轮结构-5-配位化学-学生版.docx
+++ b/00-首页/题组Word/第一轮·竞赛教材版/第一轮结构-5-配位化学-学生版.docx
@@ -7484,67 +7484,6 @@
     </w:p>
     <w:p>
       <w:pPr>
-        <w:pStyle w:val="BodyText"/>
-      </w:pPr>
-      <w:r>
-        <w:rPr>
-          <w:rFonts w:hint="eastAsia" w:ascii="Times New Roman" w:hAnsi="Times New Roman" w:eastAsia="FangSong" w:cs="Times New Roman"/>
-          <w:b/>
-          <w:bCs/>
-        </w:rPr>
-        <w:t xml:space="preserve">来源</w:t>
-      </w:r>
-      <w:r>
-        <w:rPr>
-          <w:rFonts w:hint="eastAsia" w:ascii="Times New Roman" w:hAnsi="Times New Roman" w:eastAsia="Times New Roman" w:cs="Times New Roman"/>
-        </w:rPr>
-        <w:t>：</w:t>
-      </w:r>
-      <w:r>
-        <w:rPr>
-          <w:rFonts w:hint="eastAsia" w:ascii="Times New Roman" w:hAnsi="Times New Roman" w:eastAsia="FangSong" w:cs="Times New Roman"/>
-        </w:rPr>
-        <w:t>化学竞赛初赛讲义</w:t>
-      </w:r>
-      <w:r>
-        <w:rPr>
-          <w:rFonts w:ascii="Times New Roman" w:hAnsi="Times New Roman" w:eastAsia="Times New Roman" w:cs="Times New Roman"/>
-        </w:rPr>
-        <w:t xml:space="preserve"> </w:t>
-      </w:r>
-      <w:r>
-        <w:rPr>
-          <w:rFonts w:hint="eastAsia" w:ascii="Times New Roman" w:hAnsi="Times New Roman" w:eastAsia="FangSong" w:cs="Times New Roman"/>
-        </w:rPr>
-        <w:t>第</w:t>
-      </w:r>
-      <w:r>
-        <w:rPr>
-          <w:rFonts w:hint="eastAsia" w:ascii="Times New Roman" w:hAnsi="Times New Roman" w:eastAsia="Times New Roman" w:cs="Times New Roman"/>
-        </w:rPr>
-        <w:t>4</w:t>
-      </w:r>
-      <w:r>
-        <w:rPr>
-          <w:rFonts w:hint="eastAsia" w:ascii="Times New Roman" w:hAnsi="Times New Roman" w:eastAsia="FangSong" w:cs="Times New Roman"/>
-        </w:rPr>
-        <w:t>讲</w:t>
-      </w:r>
-      <w:r>
-        <w:rPr>
-          <w:rFonts w:ascii="Times New Roman" w:hAnsi="Times New Roman" w:eastAsia="Times New Roman" w:cs="Times New Roman"/>
-        </w:rPr>
-        <w:t xml:space="preserve"> §4.1.1.1 </w:t>
-      </w:r>
-      <w:r>
-        <w:rPr>
-          <w:rFonts w:hint="eastAsia" w:ascii="Times New Roman" w:hAnsi="Times New Roman" w:eastAsia="FangSong" w:cs="Times New Roman"/>
-        </w:rPr>
-        <w:t xml:space="preserve">习题</w:t>
-      </w:r>
-    </w:p>
-    <w:p>
-      <w:pPr>
         <w:spacing w:before="160" w:after="80"/>
       </w:pPr>
       <w:r>
@@ -7756,67 +7695,6 @@
           <w:rFonts w:hint="eastAsia" w:ascii="Times New Roman" w:hAnsi="Times New Roman" w:eastAsia="Times New Roman" w:cs="Times New Roman"/>
         </w:rPr>
         <w:t>）</w:t>
-      </w:r>
-    </w:p>
-    <w:p>
-      <w:pPr>
-        <w:pStyle w:val="BodyText"/>
-      </w:pPr>
-      <w:r>
-        <w:rPr>
-          <w:rFonts w:hint="eastAsia" w:ascii="Times New Roman" w:hAnsi="Times New Roman" w:eastAsia="FangSong" w:cs="Times New Roman"/>
-          <w:b/>
-          <w:bCs/>
-        </w:rPr>
-        <w:t xml:space="preserve">来源</w:t>
-      </w:r>
-      <w:r>
-        <w:rPr>
-          <w:rFonts w:hint="eastAsia" w:ascii="Times New Roman" w:hAnsi="Times New Roman" w:eastAsia="Times New Roman" w:cs="Times New Roman"/>
-        </w:rPr>
-        <w:t>：</w:t>
-      </w:r>
-      <w:r>
-        <w:rPr>
-          <w:rFonts w:hint="eastAsia" w:ascii="Times New Roman" w:hAnsi="Times New Roman" w:eastAsia="FangSong" w:cs="Times New Roman"/>
-        </w:rPr>
-        <w:t>化学竞赛初赛讲义</w:t>
-      </w:r>
-      <w:r>
-        <w:rPr>
-          <w:rFonts w:ascii="Times New Roman" w:hAnsi="Times New Roman" w:eastAsia="Times New Roman" w:cs="Times New Roman"/>
-        </w:rPr>
-        <w:t xml:space="preserve"> </w:t>
-      </w:r>
-      <w:r>
-        <w:rPr>
-          <w:rFonts w:hint="eastAsia" w:ascii="Times New Roman" w:hAnsi="Times New Roman" w:eastAsia="FangSong" w:cs="Times New Roman"/>
-        </w:rPr>
-        <w:t>第</w:t>
-      </w:r>
-      <w:r>
-        <w:rPr>
-          <w:rFonts w:hint="eastAsia" w:ascii="Times New Roman" w:hAnsi="Times New Roman" w:eastAsia="Times New Roman" w:cs="Times New Roman"/>
-        </w:rPr>
-        <w:t>4</w:t>
-      </w:r>
-      <w:r>
-        <w:rPr>
-          <w:rFonts w:hint="eastAsia" w:ascii="Times New Roman" w:hAnsi="Times New Roman" w:eastAsia="FangSong" w:cs="Times New Roman"/>
-        </w:rPr>
-        <w:t>讲</w:t>
-      </w:r>
-      <w:r>
-        <w:rPr>
-          <w:rFonts w:ascii="Times New Roman" w:hAnsi="Times New Roman" w:eastAsia="Times New Roman" w:cs="Times New Roman"/>
-        </w:rPr>
-        <w:t xml:space="preserve"> §4.1.1.2 </w:t>
-      </w:r>
-      <w:r>
-        <w:rPr>
-          <w:rFonts w:hint="eastAsia" w:ascii="Times New Roman" w:hAnsi="Times New Roman" w:eastAsia="FangSong" w:cs="Times New Roman"/>
-        </w:rPr>
-        <w:t xml:space="preserve">习题</w:t>
       </w:r>
     </w:p>
     <w:p>
@@ -8307,67 +8185,6 @@
     </w:p>
     <w:p>
       <w:pPr>
-        <w:pStyle w:val="BodyText"/>
-      </w:pPr>
-      <w:r>
-        <w:rPr>
-          <w:rFonts w:hint="eastAsia" w:ascii="Times New Roman" w:hAnsi="Times New Roman" w:eastAsia="FangSong" w:cs="Times New Roman"/>
-          <w:b/>
-          <w:bCs/>
-        </w:rPr>
-        <w:t xml:space="preserve">来源</w:t>
-      </w:r>
-      <w:r>
-        <w:rPr>
-          <w:rFonts w:hint="eastAsia" w:ascii="Times New Roman" w:hAnsi="Times New Roman" w:eastAsia="Times New Roman" w:cs="Times New Roman"/>
-        </w:rPr>
-        <w:t>：</w:t>
-      </w:r>
-      <w:r>
-        <w:rPr>
-          <w:rFonts w:hint="eastAsia" w:ascii="Times New Roman" w:hAnsi="Times New Roman" w:eastAsia="FangSong" w:cs="Times New Roman"/>
-        </w:rPr>
-        <w:t>化学竞赛初赛讲义</w:t>
-      </w:r>
-      <w:r>
-        <w:rPr>
-          <w:rFonts w:ascii="Times New Roman" w:hAnsi="Times New Roman" w:eastAsia="Times New Roman" w:cs="Times New Roman"/>
-        </w:rPr>
-        <w:t xml:space="preserve"> </w:t>
-      </w:r>
-      <w:r>
-        <w:rPr>
-          <w:rFonts w:hint="eastAsia" w:ascii="Times New Roman" w:hAnsi="Times New Roman" w:eastAsia="FangSong" w:cs="Times New Roman"/>
-        </w:rPr>
-        <w:t>第</w:t>
-      </w:r>
-      <w:r>
-        <w:rPr>
-          <w:rFonts w:hint="eastAsia" w:ascii="Times New Roman" w:hAnsi="Times New Roman" w:eastAsia="Times New Roman" w:cs="Times New Roman"/>
-        </w:rPr>
-        <w:t>4</w:t>
-      </w:r>
-      <w:r>
-        <w:rPr>
-          <w:rFonts w:hint="eastAsia" w:ascii="Times New Roman" w:hAnsi="Times New Roman" w:eastAsia="FangSong" w:cs="Times New Roman"/>
-        </w:rPr>
-        <w:t>讲</w:t>
-      </w:r>
-      <w:r>
-        <w:rPr>
-          <w:rFonts w:ascii="Times New Roman" w:hAnsi="Times New Roman" w:eastAsia="Times New Roman" w:cs="Times New Roman"/>
-        </w:rPr>
-        <w:t xml:space="preserve"> §4.1.2 </w:t>
-      </w:r>
-      <w:r>
-        <w:rPr>
-          <w:rFonts w:hint="eastAsia" w:ascii="Times New Roman" w:hAnsi="Times New Roman" w:eastAsia="FangSong" w:cs="Times New Roman"/>
-        </w:rPr>
-        <w:t xml:space="preserve">习题</w:t>
-      </w:r>
-    </w:p>
-    <w:p>
-      <w:pPr>
         <w:spacing w:before="160" w:after="80"/>
       </w:pPr>
       <w:r>
@@ -8609,67 +8426,6 @@
           <w:rFonts w:ascii="Times New Roman" w:hAnsi="Times New Roman" w:eastAsia="Times New Roman" w:cs="Times New Roman"/>
         </w:rPr>
         <w:t xml:space="preserve">(Angewandte Chemie International Edition 49, No. 43 (2010): 7929–7932)</w:t>
-      </w:r>
-    </w:p>
-    <w:p>
-      <w:pPr>
-        <w:pStyle w:val="BodyText"/>
-      </w:pPr>
-      <w:r>
-        <w:rPr>
-          <w:rFonts w:hint="eastAsia" w:ascii="Times New Roman" w:hAnsi="Times New Roman" w:eastAsia="FangSong" w:cs="Times New Roman"/>
-          <w:b/>
-          <w:bCs/>
-        </w:rPr>
-        <w:t xml:space="preserve">来源</w:t>
-      </w:r>
-      <w:r>
-        <w:rPr>
-          <w:rFonts w:hint="eastAsia" w:ascii="Times New Roman" w:hAnsi="Times New Roman" w:eastAsia="Times New Roman" w:cs="Times New Roman"/>
-        </w:rPr>
-        <w:t>：</w:t>
-      </w:r>
-      <w:r>
-        <w:rPr>
-          <w:rFonts w:hint="eastAsia" w:ascii="Times New Roman" w:hAnsi="Times New Roman" w:eastAsia="FangSong" w:cs="Times New Roman"/>
-        </w:rPr>
-        <w:t>化学竞赛初赛讲义</w:t>
-      </w:r>
-      <w:r>
-        <w:rPr>
-          <w:rFonts w:ascii="Times New Roman" w:hAnsi="Times New Roman" w:eastAsia="Times New Roman" w:cs="Times New Roman"/>
-        </w:rPr>
-        <w:t xml:space="preserve"> </w:t>
-      </w:r>
-      <w:r>
-        <w:rPr>
-          <w:rFonts w:hint="eastAsia" w:ascii="Times New Roman" w:hAnsi="Times New Roman" w:eastAsia="FangSong" w:cs="Times New Roman"/>
-        </w:rPr>
-        <w:t>第</w:t>
-      </w:r>
-      <w:r>
-        <w:rPr>
-          <w:rFonts w:hint="eastAsia" w:ascii="Times New Roman" w:hAnsi="Times New Roman" w:eastAsia="Times New Roman" w:cs="Times New Roman"/>
-        </w:rPr>
-        <w:t>4</w:t>
-      </w:r>
-      <w:r>
-        <w:rPr>
-          <w:rFonts w:hint="eastAsia" w:ascii="Times New Roman" w:hAnsi="Times New Roman" w:eastAsia="FangSong" w:cs="Times New Roman"/>
-        </w:rPr>
-        <w:t>讲</w:t>
-      </w:r>
-      <w:r>
-        <w:rPr>
-          <w:rFonts w:ascii="Times New Roman" w:hAnsi="Times New Roman" w:eastAsia="Times New Roman" w:cs="Times New Roman"/>
-        </w:rPr>
-        <w:t xml:space="preserve"> §4.1.2 </w:t>
-      </w:r>
-      <w:r>
-        <w:rPr>
-          <w:rFonts w:hint="eastAsia" w:ascii="Times New Roman" w:hAnsi="Times New Roman" w:eastAsia="FangSong" w:cs="Times New Roman"/>
-        </w:rPr>
-        <w:t xml:space="preserve">习题</w:t>
       </w:r>
     </w:p>
     <w:p>
@@ -9321,67 +9077,6 @@
           <w:rFonts w:ascii="Times New Roman" w:hAnsi="Times New Roman" w:eastAsia="Times New Roman" w:cs="Times New Roman"/>
         </w:rPr>
         <w:t xml:space="preserve">。</w:t>
-      </w:r>
-    </w:p>
-    <w:p>
-      <w:pPr>
-        <w:pStyle w:val="BodyText"/>
-      </w:pPr>
-      <w:r>
-        <w:rPr>
-          <w:rFonts w:hint="eastAsia" w:ascii="Times New Roman" w:hAnsi="Times New Roman" w:eastAsia="FangSong" w:cs="Times New Roman"/>
-          <w:b/>
-          <w:bCs/>
-        </w:rPr>
-        <w:t xml:space="preserve">来源</w:t>
-      </w:r>
-      <w:r>
-        <w:rPr>
-          <w:rFonts w:hint="eastAsia" w:ascii="Times New Roman" w:hAnsi="Times New Roman" w:eastAsia="Times New Roman" w:cs="Times New Roman"/>
-        </w:rPr>
-        <w:t>：</w:t>
-      </w:r>
-      <w:r>
-        <w:rPr>
-          <w:rFonts w:hint="eastAsia" w:ascii="Times New Roman" w:hAnsi="Times New Roman" w:eastAsia="FangSong" w:cs="Times New Roman"/>
-        </w:rPr>
-        <w:t>化学竞赛初赛讲义</w:t>
-      </w:r>
-      <w:r>
-        <w:rPr>
-          <w:rFonts w:ascii="Times New Roman" w:hAnsi="Times New Roman" w:eastAsia="Times New Roman" w:cs="Times New Roman"/>
-        </w:rPr>
-        <w:t xml:space="preserve"> </w:t>
-      </w:r>
-      <w:r>
-        <w:rPr>
-          <w:rFonts w:hint="eastAsia" w:ascii="Times New Roman" w:hAnsi="Times New Roman" w:eastAsia="FangSong" w:cs="Times New Roman"/>
-        </w:rPr>
-        <w:t>第</w:t>
-      </w:r>
-      <w:r>
-        <w:rPr>
-          <w:rFonts w:hint="eastAsia" w:ascii="Times New Roman" w:hAnsi="Times New Roman" w:eastAsia="Times New Roman" w:cs="Times New Roman"/>
-        </w:rPr>
-        <w:t>4</w:t>
-      </w:r>
-      <w:r>
-        <w:rPr>
-          <w:rFonts w:hint="eastAsia" w:ascii="Times New Roman" w:hAnsi="Times New Roman" w:eastAsia="FangSong" w:cs="Times New Roman"/>
-        </w:rPr>
-        <w:t>讲</w:t>
-      </w:r>
-      <w:r>
-        <w:rPr>
-          <w:rFonts w:ascii="Times New Roman" w:hAnsi="Times New Roman" w:eastAsia="Times New Roman" w:cs="Times New Roman"/>
-        </w:rPr>
-        <w:t xml:space="preserve"> §4.1.3 </w:t>
-      </w:r>
-      <w:r>
-        <w:rPr>
-          <w:rFonts w:hint="eastAsia" w:ascii="Times New Roman" w:hAnsi="Times New Roman" w:eastAsia="FangSong" w:cs="Times New Roman"/>
-        </w:rPr>
-        <w:t xml:space="preserve">习题</w:t>
       </w:r>
     </w:p>
     <w:p>
